--- a/docs/design/cc_ep_deliverable3_performance_api.docx
+++ b/docs/design/cc_ep_deliverable3_performance_api.docx
@@ -1391,7 +1391,7 @@
                 <w:sz w:val="18"/>
                 <w:szCs w:val="18"/>
               </w:rPr>
-              <w:t xml:space="preserve">Q1-Q5 故障测试</w:t>
+              <w:t xml:space="preserve">G1–G5 故障测试</w:t>
             </w:r>
           </w:p>
         </w:tc>
@@ -15450,7 +15450,7 @@
                 <w:sz w:val="18"/>
                 <w:szCs w:val="18"/>
               </w:rPr>
-              <w:t xml:space="preserve">Q1-Q5 故障测试</w:t>
+              <w:t xml:space="preserve">G1–G5 故障测试</w:t>
             </w:r>
           </w:p>
         </w:tc>
@@ -15540,7 +15540,7 @@
         <w:rPr>
           <w:rFonts w:ascii="Calibri" w:hAnsi="Calibri" w:eastAsia="Microsoft YaHei" w:cs="Calibri"/>
         </w:rPr>
-        <w:t xml:space="preserve">Q1-Q5 共 52 项、52/52 通过，覆盖消息丢失、重复、延迟、乱序、组合故障与多拓扑。其结果和适用实现版本由正确性分册统一报告，不计为指标 3 配对矩阵新增运行。</w:t>
+        <w:t xml:space="preserve">G1–G5 共 52 项、52/52 通过，覆盖消息丢失、重复、延迟、乱序、组合故障与多拓扑。其结果和适用实现版本由正确性分册统一报告，不计为指标 3 配对矩阵新增运行。</w:t>
       </w:r>
     </w:p>
     <w:p>
